--- a/klagomål/A 34821-2025 FSC-klagomål.docx
+++ b/klagomål/A 34821-2025 FSC-klagomål.docx
@@ -980,7 +980,7 @@
     <w:r>
       <w:tab/>
       <w:tab/>
-      <w:t>2025-07-12</w:t>
+      <w:t>2025-07-13</w:t>
       <w:br/>
       <w:br/>
     </w:r>

--- a/klagomål/A 34821-2025 FSC-klagomål.docx
+++ b/klagomål/A 34821-2025 FSC-klagomål.docx
@@ -980,7 +980,7 @@
     <w:r>
       <w:tab/>
       <w:tab/>
-      <w:t>2025-07-13</w:t>
+      <w:t>2025-07-14</w:t>
       <w:br/>
       <w:br/>
     </w:r>

--- a/klagomål/A 34821-2025 FSC-klagomål.docx
+++ b/klagomål/A 34821-2025 FSC-klagomål.docx
@@ -1018,7 +1018,7 @@
     <w:r>
       <w:tab/>
       <w:tab/>
-      <w:t>2025-08-06</w:t>
+      <w:t>2025-08-09</w:t>
       <w:br/>
       <w:br/>
     </w:r>

--- a/klagomål/A 34821-2025 FSC-klagomål.docx
+++ b/klagomål/A 34821-2025 FSC-klagomål.docx
@@ -168,7 +168,7 @@
     </w:p>
     <w:p>
       <w:r>
-        <w:t>Detta dokument behandlar höga naturvärden i avverkningsanmälan A 34821-2025 i Ljusdals kommun. Denna avverkningsanmälan inkom 2025-07-11 och omfattar 16,8 ha.</w:t>
+        <w:t>Detta dokument behandlar höga naturvärden i avverkningsanmälan A 34821-2025 i Ljusdals kommun. Denna avverkningsanmälan inkom 2025-07-11 00:00:00 och omfattar 16,8 ha.</w:t>
       </w:r>
     </w:p>
     <w:p>

--- a/klagomål/A 34821-2025 FSC-klagomål.docx
+++ b/klagomål/A 34821-2025 FSC-klagomål.docx
@@ -1018,7 +1018,7 @@
     <w:r>
       <w:tab/>
       <w:tab/>
-      <w:t>2025-08-09</w:t>
+      <w:t>2025-08-10</w:t>
       <w:br/>
       <w:br/>
     </w:r>

--- a/klagomål/A 34821-2025 FSC-klagomål.docx
+++ b/klagomål/A 34821-2025 FSC-klagomål.docx
@@ -1018,7 +1018,7 @@
     <w:r>
       <w:tab/>
       <w:tab/>
-      <w:t>2025-08-10</w:t>
+      <w:t>2025-08-11</w:t>
       <w:br/>
       <w:br/>
     </w:r>

--- a/klagomål/A 34821-2025 FSC-klagomål.docx
+++ b/klagomål/A 34821-2025 FSC-klagomål.docx
@@ -1018,7 +1018,7 @@
     <w:r>
       <w:tab/>
       <w:tab/>
-      <w:t>2025-08-11</w:t>
+      <w:t>2025-08-12</w:t>
       <w:br/>
       <w:br/>
     </w:r>

--- a/klagomål/A 34821-2025 FSC-klagomål.docx
+++ b/klagomål/A 34821-2025 FSC-klagomål.docx
@@ -1018,7 +1018,7 @@
     <w:r>
       <w:tab/>
       <w:tab/>
-      <w:t>2025-08-12</w:t>
+      <w:t>2025-08-13</w:t>
       <w:br/>
       <w:br/>
     </w:r>

--- a/klagomål/A 34821-2025 FSC-klagomål.docx
+++ b/klagomål/A 34821-2025 FSC-klagomål.docx
@@ -1018,7 +1018,7 @@
     <w:r>
       <w:tab/>
       <w:tab/>
-      <w:t>2025-08-13</w:t>
+      <w:t>2025-08-14</w:t>
       <w:br/>
       <w:br/>
     </w:r>

--- a/klagomål/A 34821-2025 FSC-klagomål.docx
+++ b/klagomål/A 34821-2025 FSC-klagomål.docx
@@ -1018,7 +1018,7 @@
     <w:r>
       <w:tab/>
       <w:tab/>
-      <w:t>2025-08-14</w:t>
+      <w:t>2025-08-15</w:t>
       <w:br/>
       <w:br/>
     </w:r>

--- a/klagomål/A 34821-2025 FSC-klagomål.docx
+++ b/klagomål/A 34821-2025 FSC-klagomål.docx
@@ -1018,7 +1018,7 @@
     <w:r>
       <w:tab/>
       <w:tab/>
-      <w:t>2025-08-15</w:t>
+      <w:t>2025-08-16</w:t>
       <w:br/>
       <w:br/>
     </w:r>

--- a/klagomål/A 34821-2025 FSC-klagomål.docx
+++ b/klagomål/A 34821-2025 FSC-klagomål.docx
@@ -1018,7 +1018,7 @@
     <w:r>
       <w:tab/>
       <w:tab/>
-      <w:t>2025-08-16</w:t>
+      <w:t>2025-08-17</w:t>
       <w:br/>
       <w:br/>
     </w:r>

--- a/klagomål/A 34821-2025 FSC-klagomål.docx
+++ b/klagomål/A 34821-2025 FSC-klagomål.docx
@@ -1018,7 +1018,7 @@
     <w:r>
       <w:tab/>
       <w:tab/>
-      <w:t>2025-08-17</w:t>
+      <w:t>2025-08-18</w:t>
       <w:br/>
       <w:br/>
     </w:r>

--- a/klagomål/A 34821-2025 FSC-klagomål.docx
+++ b/klagomål/A 34821-2025 FSC-klagomål.docx
@@ -1018,7 +1018,7 @@
     <w:r>
       <w:tab/>
       <w:tab/>
-      <w:t>2025-08-18</w:t>
+      <w:t>2025-08-19</w:t>
       <w:br/>
       <w:br/>
     </w:r>

--- a/klagomål/A 34821-2025 FSC-klagomål.docx
+++ b/klagomål/A 34821-2025 FSC-klagomål.docx
@@ -1018,7 +1018,7 @@
     <w:r>
       <w:tab/>
       <w:tab/>
-      <w:t>2025-08-19</w:t>
+      <w:t>2025-08-20</w:t>
       <w:br/>
       <w:br/>
     </w:r>

--- a/klagomål/A 34821-2025 FSC-klagomål.docx
+++ b/klagomål/A 34821-2025 FSC-klagomål.docx
@@ -1018,7 +1018,7 @@
     <w:r>
       <w:tab/>
       <w:tab/>
-      <w:t>2025-08-20</w:t>
+      <w:t>2025-08-21</w:t>
       <w:br/>
       <w:br/>
     </w:r>

--- a/klagomål/A 34821-2025 FSC-klagomål.docx
+++ b/klagomål/A 34821-2025 FSC-klagomål.docx
@@ -1018,7 +1018,7 @@
     <w:r>
       <w:tab/>
       <w:tab/>
-      <w:t>2025-08-21</w:t>
+      <w:t>2025-08-22</w:t>
       <w:br/>
       <w:br/>
     </w:r>

--- a/klagomål/A 34821-2025 FSC-klagomål.docx
+++ b/klagomål/A 34821-2025 FSC-klagomål.docx
@@ -1018,7 +1018,7 @@
     <w:r>
       <w:tab/>
       <w:tab/>
-      <w:t>2025-08-22</w:t>
+      <w:t>2025-08-23</w:t>
       <w:br/>
       <w:br/>
     </w:r>

--- a/klagomål/A 34821-2025 FSC-klagomål.docx
+++ b/klagomål/A 34821-2025 FSC-klagomål.docx
@@ -1018,7 +1018,7 @@
     <w:r>
       <w:tab/>
       <w:tab/>
-      <w:t>2025-08-23</w:t>
+      <w:t>2025-08-24</w:t>
       <w:br/>
       <w:br/>
     </w:r>

--- a/klagomål/A 34821-2025 FSC-klagomål.docx
+++ b/klagomål/A 34821-2025 FSC-klagomål.docx
@@ -1018,7 +1018,7 @@
     <w:r>
       <w:tab/>
       <w:tab/>
-      <w:t>2025-08-24</w:t>
+      <w:t>2025-08-25</w:t>
       <w:br/>
       <w:br/>
     </w:r>

--- a/klagomål/A 34821-2025 FSC-klagomål.docx
+++ b/klagomål/A 34821-2025 FSC-klagomål.docx
@@ -1018,7 +1018,7 @@
     <w:r>
       <w:tab/>
       <w:tab/>
-      <w:t>2025-08-25</w:t>
+      <w:t>2025-08-26</w:t>
       <w:br/>
       <w:br/>
     </w:r>

--- a/klagomål/A 34821-2025 FSC-klagomål.docx
+++ b/klagomål/A 34821-2025 FSC-klagomål.docx
@@ -191,7 +191,7 @@
     </w:p>
     <w:p>
       <w:r>
-        <w:t>I avverkningsanmälan har följande 7 naturvårdsarter hittats: knärot (VU, §8), dvärgbägarlav (NT), garnlav (NT), mörk kolflarnlav (NT), skrovellav (NT), vedskivlav (NT) och vedtrappmossa (NT). Av dessa är 7 rödlistade. För rödlistade arter har rödlistekategorin angivits inom parentes. För fridlysta arter anges även paragrafen i Artskyddsförordningen som arten är fridlyst enligt.</w:t>
+        <w:t>I avverkningsanmälan har följande 8 naturvårdsarter hittats: knärot (VU, §8), dvärgbägarlav (NT), garnlav (NT), mörk kolflarnlav (NT), skrovellav (NT), varglav (NT, §8), vedskivlav (NT) och vedtrappmossa (NT). Av dessa är 8 rödlistade. För rödlistade arter har rödlistekategorin angivits inom parentes. För fridlysta arter anges även paragrafen i Artskyddsförordningen som arten är fridlyst enligt.</w:t>
       </w:r>
     </w:p>
     <w:p>
@@ -331,7 +331,7 @@
     </w:p>
     <w:p>
       <w:r>
-        <w:t>Följande fridlysta arter har sina livsmiljöer och växtplatser i den avverkningsanmälda skogen: knärot (VU, §8).</w:t>
+        <w:t>Följande fridlysta arter har sina livsmiljöer och växtplatser i den avverkningsanmälda skogen: knärot (VU, §8) och varglav (NT, §8).</w:t>
       </w:r>
     </w:p>
     <w:p>
@@ -404,6 +404,17 @@
     </w:p>
     <w:p>
       <w:r>
+        <w:rPr>
+          <w:b/>
+        </w:rPr>
+        <w:t>Varglav (NT, §8)</w:t>
+      </w:r>
+      <w:r>
+        <w:t xml:space="preserve"> växer på gammal, torr, hård ved, främst på torrakor och högstubbar av tall i öppna lägen, främst på myrar och i myrkanter. Lämpliga torrakor nyskapas praktiskt taget inte alls. Arten är placerad högst upp i Skogsstyrelsens värdepyramid för bedömning av skog med höga naturvärden och är fridlyst enligt 8 § artskyddsförordningen. Tidigare fanns varglav även på ved i kulturlandskapet men den har nästan helt försvunnit från denna miljö (SLU Artdatabanken, 2024; Nitare &amp; Skogsstyrelsen, 2019).</w:t>
+      </w:r>
+    </w:p>
+    <w:p>
+      <w:r>
         <w:t>I BILAGA 1 finns mer detaljerad information om ekologi samt krav på livsmiljö hos fridlysta arter.</w:t>
       </w:r>
     </w:p>
@@ -497,7 +508,7 @@
         <w:rPr>
           <w:i/>
         </w:rPr>
-        <w:t>I det avverkningsanmälda skogsområdet har 7 naturvårdsarter varav 7 rödlistade arter sina livsmiljöer och växtplatser.</w:t>
+        <w:t>I det avverkningsanmälda skogsområdet har 8 naturvårdsarter varav 8 rödlistade arter sina livsmiljöer och växtplatser.</w:t>
       </w:r>
     </w:p>
     <w:p>
@@ -1018,7 +1029,7 @@
     <w:r>
       <w:tab/>
       <w:tab/>
-      <w:t>2025-08-26</w:t>
+      <w:t>2025-08-30</w:t>
       <w:br/>
       <w:br/>
     </w:r>

--- a/klagomål/A 34821-2025 FSC-klagomål.docx
+++ b/klagomål/A 34821-2025 FSC-klagomål.docx
@@ -1029,7 +1029,7 @@
     <w:r>
       <w:tab/>
       <w:tab/>
-      <w:t>2025-08-30</w:t>
+      <w:t>2025-08-31</w:t>
       <w:br/>
       <w:br/>
     </w:r>

--- a/klagomål/A 34821-2025 FSC-klagomål.docx
+++ b/klagomål/A 34821-2025 FSC-klagomål.docx
@@ -1029,7 +1029,7 @@
     <w:r>
       <w:tab/>
       <w:tab/>
-      <w:t>2025-08-31</w:t>
+      <w:t>2025-09-01</w:t>
       <w:br/>
       <w:br/>
     </w:r>

--- a/klagomål/A 34821-2025 FSC-klagomål.docx
+++ b/klagomål/A 34821-2025 FSC-klagomål.docx
@@ -1029,7 +1029,7 @@
     <w:r>
       <w:tab/>
       <w:tab/>
-      <w:t>2025-09-01</w:t>
+      <w:t>2025-09-04</w:t>
       <w:br/>
       <w:br/>
     </w:r>

--- a/klagomål/A 34821-2025 FSC-klagomål.docx
+++ b/klagomål/A 34821-2025 FSC-klagomål.docx
@@ -1029,7 +1029,7 @@
     <w:r>
       <w:tab/>
       <w:tab/>
-      <w:t>2025-09-04</w:t>
+      <w:t>2025-09-05</w:t>
       <w:br/>
       <w:br/>
     </w:r>

--- a/klagomål/A 34821-2025 FSC-klagomål.docx
+++ b/klagomål/A 34821-2025 FSC-klagomål.docx
@@ -1029,7 +1029,7 @@
     <w:r>
       <w:tab/>
       <w:tab/>
-      <w:t>2025-09-05</w:t>
+      <w:t>2025-09-07</w:t>
       <w:br/>
       <w:br/>
     </w:r>

--- a/klagomål/A 34821-2025 FSC-klagomål.docx
+++ b/klagomål/A 34821-2025 FSC-klagomål.docx
@@ -1029,7 +1029,7 @@
     <w:r>
       <w:tab/>
       <w:tab/>
-      <w:t>2025-09-07</w:t>
+      <w:t>2025-09-08</w:t>
       <w:br/>
       <w:br/>
     </w:r>

--- a/klagomål/A 34821-2025 FSC-klagomål.docx
+++ b/klagomål/A 34821-2025 FSC-klagomål.docx
@@ -1029,7 +1029,7 @@
     <w:r>
       <w:tab/>
       <w:tab/>
-      <w:t>2025-09-08</w:t>
+      <w:t>2025-09-10</w:t>
       <w:br/>
       <w:br/>
     </w:r>

--- a/klagomål/A 34821-2025 FSC-klagomål.docx
+++ b/klagomål/A 34821-2025 FSC-klagomål.docx
@@ -1029,7 +1029,7 @@
     <w:r>
       <w:tab/>
       <w:tab/>
-      <w:t>2025-09-10</w:t>
+      <w:t>2025-09-11</w:t>
       <w:br/>
       <w:br/>
     </w:r>

--- a/klagomål/A 34821-2025 FSC-klagomål.docx
+++ b/klagomål/A 34821-2025 FSC-klagomål.docx
@@ -1029,7 +1029,7 @@
     <w:r>
       <w:tab/>
       <w:tab/>
-      <w:t>2025-09-11</w:t>
+      <w:t>2025-09-12</w:t>
       <w:br/>
       <w:br/>
     </w:r>

--- a/klagomål/A 34821-2025 FSC-klagomål.docx
+++ b/klagomål/A 34821-2025 FSC-klagomål.docx
@@ -1029,7 +1029,7 @@
     <w:r>
       <w:tab/>
       <w:tab/>
-      <w:t>2025-09-12</w:t>
+      <w:t>2025-09-13</w:t>
       <w:br/>
       <w:br/>
     </w:r>

--- a/klagomål/A 34821-2025 FSC-klagomål.docx
+++ b/klagomål/A 34821-2025 FSC-klagomål.docx
@@ -1029,7 +1029,7 @@
     <w:r>
       <w:tab/>
       <w:tab/>
-      <w:t>2025-09-13</w:t>
+      <w:t>2025-09-14</w:t>
       <w:br/>
       <w:br/>
     </w:r>

--- a/klagomål/A 34821-2025 FSC-klagomål.docx
+++ b/klagomål/A 34821-2025 FSC-klagomål.docx
@@ -342,7 +342,25 @@
         <w:t>Knärot (VU, §8)</w:t>
       </w:r>
       <w:r>
-        <w:t xml:space="preserve"> är rödlistad som sårbar och fridlyst enligt 8§ artskyddsförordningen. En nyligen genomförd analys av 79 floraväktarlokaler indikerar att det behövs någonstans mellan 100 och 150 meters skyddszon för att en knärotspopulation inte ska dö ut på lång sikt (Sebestyén &amp; Sundberg, 2025). Detta ligger väl i linje med tidigare genomförda studier som visar att det krävs väl tilltagna buffertzoner för att knäroten inte ska ta skada av skogsbruksåtgärder i intilliggande skog (Johnson, 2014; Koelmeijer m.fl., 2022; Skogsstyrelsen, 2022). Arten är även känslig för gallring vilket framgår av Skogsstyrelsens egen vägledning för hänsyn till knärot (Skogsstyrelsen, 2022). För rika förekomster av knärot är reservatsbildning eller biotopskydd lämpliga åtgärder för att skydda den (SLU Artdatabanken, 2024).</w:t>
+        <w:t xml:space="preserve"> är rödlistad som sårbar och fridlyst enligt 8§ artskyddsförordningen. En nyligen genomförd analys av 79 floraväktarlokaler indikerar att det behövs någonstans mellan 100 och 150 meters skyddszon för att en knärotspopulation inte ska dö ut på lång sikt (Sebestyén &amp; Sundberg, 2025). Detta ligger väl i linje med tidigare genomförda studier som visar att det krävs väl tilltagna buffertzoner för att knäroten inte ska ta skada av skogsbruksåtgärder i intilliggande skog (Johnson, 2014; Koelmeijer m.fl., 2022; Skogsstyrelsen, 2022). Arten är även känslig för gallring vilket framgår av Skogsstyrelsens egen vägledning för hänsyn till knärot (Skogsstyrelsen, 2022). För rika förekomster av knärot är reservatsbildning eller biotopskydd lämpliga åtgärder för att skydda den. På knärot kan den sällsynta rostsvampen </w:t>
+      </w:r>
+      <w:r>
+        <w:rPr>
+          <w:i/>
+        </w:rPr>
+        <w:t>Pucciniastrum goodyerae</w:t>
+      </w:r>
+      <w:r>
+        <w:t xml:space="preserve"> påträffas. </w:t>
+      </w:r>
+      <w:r>
+        <w:rPr>
+          <w:i/>
+        </w:rPr>
+        <w:t>Pucciniastrum goodyerae</w:t>
+      </w:r>
+      <w:r>
+        <w:t xml:space="preserve"> är klassad som NE (ej bedömd) i rödlistan(SLU Artdatabanken, 2024).</w:t>
       </w:r>
     </w:p>
     <w:p>
@@ -1029,7 +1047,7 @@
     <w:r>
       <w:tab/>
       <w:tab/>
-      <w:t>2025-09-14</w:t>
+      <w:t>2025-09-15</w:t>
       <w:br/>
       <w:br/>
     </w:r>

--- a/klagomål/A 34821-2025 FSC-klagomål.docx
+++ b/klagomål/A 34821-2025 FSC-klagomål.docx
@@ -1047,7 +1047,7 @@
     <w:r>
       <w:tab/>
       <w:tab/>
-      <w:t>2025-09-15</w:t>
+      <w:t>2025-09-16</w:t>
       <w:br/>
       <w:br/>
     </w:r>

--- a/klagomål/A 34821-2025 FSC-klagomål.docx
+++ b/klagomål/A 34821-2025 FSC-klagomål.docx
@@ -1047,7 +1047,7 @@
     <w:r>
       <w:tab/>
       <w:tab/>
-      <w:t>2025-09-16</w:t>
+      <w:t>2025-09-17</w:t>
       <w:br/>
       <w:br/>
     </w:r>

--- a/klagomål/A 34821-2025 FSC-klagomål.docx
+++ b/klagomål/A 34821-2025 FSC-klagomål.docx
@@ -1047,7 +1047,7 @@
     <w:r>
       <w:tab/>
       <w:tab/>
-      <w:t>2025-09-17</w:t>
+      <w:t>2025-09-18</w:t>
       <w:br/>
       <w:br/>
     </w:r>

--- a/klagomål/A 34821-2025 FSC-klagomål.docx
+++ b/klagomål/A 34821-2025 FSC-klagomål.docx
@@ -1047,7 +1047,7 @@
     <w:r>
       <w:tab/>
       <w:tab/>
-      <w:t>2025-09-18</w:t>
+      <w:t>2025-09-22</w:t>
       <w:br/>
       <w:br/>
     </w:r>

--- a/klagomål/A 34821-2025 FSC-klagomål.docx
+++ b/klagomål/A 34821-2025 FSC-klagomål.docx
@@ -1047,7 +1047,7 @@
     <w:r>
       <w:tab/>
       <w:tab/>
-      <w:t>2025-09-22</w:t>
+      <w:t>2025-09-23</w:t>
       <w:br/>
       <w:br/>
     </w:r>

--- a/klagomål/A 34821-2025 FSC-klagomål.docx
+++ b/klagomål/A 34821-2025 FSC-klagomål.docx
@@ -1047,7 +1047,7 @@
     <w:r>
       <w:tab/>
       <w:tab/>
-      <w:t>2025-09-23</w:t>
+      <w:t>2025-09-24</w:t>
       <w:br/>
       <w:br/>
     </w:r>

--- a/klagomål/A 34821-2025 FSC-klagomål.docx
+++ b/klagomål/A 34821-2025 FSC-klagomål.docx
@@ -1047,7 +1047,7 @@
     <w:r>
       <w:tab/>
       <w:tab/>
-      <w:t>2025-09-24</w:t>
+      <w:t>2025-09-25</w:t>
       <w:br/>
       <w:br/>
     </w:r>

--- a/klagomål/A 34821-2025 FSC-klagomål.docx
+++ b/klagomål/A 34821-2025 FSC-klagomål.docx
@@ -1047,7 +1047,7 @@
     <w:r>
       <w:tab/>
       <w:tab/>
-      <w:t>2025-09-25</w:t>
+      <w:t>2025-09-26</w:t>
       <w:br/>
       <w:br/>
     </w:r>

--- a/klagomål/A 34821-2025 FSC-klagomål.docx
+++ b/klagomål/A 34821-2025 FSC-klagomål.docx
@@ -1047,7 +1047,7 @@
     <w:r>
       <w:tab/>
       <w:tab/>
-      <w:t>2025-09-26</w:t>
+      <w:t>2025-09-27</w:t>
       <w:br/>
       <w:br/>
     </w:r>

--- a/klagomål/A 34821-2025 FSC-klagomål.docx
+++ b/klagomål/A 34821-2025 FSC-klagomål.docx
@@ -1047,7 +1047,7 @@
     <w:r>
       <w:tab/>
       <w:tab/>
-      <w:t>2025-09-27</w:t>
+      <w:t>2025-09-28</w:t>
       <w:br/>
       <w:br/>
     </w:r>

--- a/klagomål/A 34821-2025 FSC-klagomål.docx
+++ b/klagomål/A 34821-2025 FSC-klagomål.docx
@@ -1047,7 +1047,7 @@
     <w:r>
       <w:tab/>
       <w:tab/>
-      <w:t>2025-09-28</w:t>
+      <w:t>2025-09-29</w:t>
       <w:br/>
       <w:br/>
     </w:r>

--- a/klagomål/A 34821-2025 FSC-klagomål.docx
+++ b/klagomål/A 34821-2025 FSC-klagomål.docx
@@ -1047,7 +1047,7 @@
     <w:r>
       <w:tab/>
       <w:tab/>
-      <w:t>2025-09-29</w:t>
+      <w:t>2025-09-30</w:t>
       <w:br/>
       <w:br/>
     </w:r>

--- a/klagomål/A 34821-2025 FSC-klagomål.docx
+++ b/klagomål/A 34821-2025 FSC-klagomål.docx
@@ -1047,7 +1047,7 @@
     <w:r>
       <w:tab/>
       <w:tab/>
-      <w:t>2025-09-30</w:t>
+      <w:t>2025-10-01</w:t>
       <w:br/>
       <w:br/>
     </w:r>

--- a/klagomål/A 34821-2025 FSC-klagomål.docx
+++ b/klagomål/A 34821-2025 FSC-klagomål.docx
@@ -1047,7 +1047,7 @@
     <w:r>
       <w:tab/>
       <w:tab/>
-      <w:t>2025-10-01</w:t>
+      <w:t>2025-10-02</w:t>
       <w:br/>
       <w:br/>
     </w:r>

--- a/klagomål/A 34821-2025 FSC-klagomål.docx
+++ b/klagomål/A 34821-2025 FSC-klagomål.docx
@@ -1047,7 +1047,7 @@
     <w:r>
       <w:tab/>
       <w:tab/>
-      <w:t>2025-10-02</w:t>
+      <w:t>2025-10-03</w:t>
       <w:br/>
       <w:br/>
     </w:r>

--- a/klagomål/A 34821-2025 FSC-klagomål.docx
+++ b/klagomål/A 34821-2025 FSC-klagomål.docx
@@ -1047,7 +1047,7 @@
     <w:r>
       <w:tab/>
       <w:tab/>
-      <w:t>2025-10-03</w:t>
+      <w:t>2025-10-04</w:t>
       <w:br/>
       <w:br/>
     </w:r>

--- a/klagomål/A 34821-2025 FSC-klagomål.docx
+++ b/klagomål/A 34821-2025 FSC-klagomål.docx
@@ -1047,7 +1047,7 @@
     <w:r>
       <w:tab/>
       <w:tab/>
-      <w:t>2025-10-04</w:t>
+      <w:t>2025-10-05</w:t>
       <w:br/>
       <w:br/>
     </w:r>

--- a/klagomål/A 34821-2025 FSC-klagomål.docx
+++ b/klagomål/A 34821-2025 FSC-klagomål.docx
@@ -1047,7 +1047,7 @@
     <w:r>
       <w:tab/>
       <w:tab/>
-      <w:t>2025-10-05</w:t>
+      <w:t>2025-10-06</w:t>
       <w:br/>
       <w:br/>
     </w:r>

--- a/klagomål/A 34821-2025 FSC-klagomål.docx
+++ b/klagomål/A 34821-2025 FSC-klagomål.docx
@@ -1047,7 +1047,7 @@
     <w:r>
       <w:tab/>
       <w:tab/>
-      <w:t>2025-10-06</w:t>
+      <w:t>2025-10-07</w:t>
       <w:br/>
       <w:br/>
     </w:r>

--- a/klagomål/A 34821-2025 FSC-klagomål.docx
+++ b/klagomål/A 34821-2025 FSC-klagomål.docx
@@ -1047,7 +1047,7 @@
     <w:r>
       <w:tab/>
       <w:tab/>
-      <w:t>2025-10-07</w:t>
+      <w:t>2025-10-08</w:t>
       <w:br/>
       <w:br/>
     </w:r>

--- a/klagomål/A 34821-2025 FSC-klagomål.docx
+++ b/klagomål/A 34821-2025 FSC-klagomål.docx
@@ -1047,7 +1047,7 @@
     <w:r>
       <w:tab/>
       <w:tab/>
-      <w:t>2025-10-08</w:t>
+      <w:t>2025-10-09</w:t>
       <w:br/>
       <w:br/>
     </w:r>

--- a/klagomål/A 34821-2025 FSC-klagomål.docx
+++ b/klagomål/A 34821-2025 FSC-klagomål.docx
@@ -1047,7 +1047,7 @@
     <w:r>
       <w:tab/>
       <w:tab/>
-      <w:t>2025-10-09</w:t>
+      <w:t>2025-10-10</w:t>
       <w:br/>
       <w:br/>
     </w:r>

--- a/klagomål/A 34821-2025 FSC-klagomål.docx
+++ b/klagomål/A 34821-2025 FSC-klagomål.docx
@@ -1047,7 +1047,7 @@
     <w:r>
       <w:tab/>
       <w:tab/>
-      <w:t>2025-10-10</w:t>
+      <w:t>2025-10-11</w:t>
       <w:br/>
       <w:br/>
     </w:r>

--- a/klagomål/A 34821-2025 FSC-klagomål.docx
+++ b/klagomål/A 34821-2025 FSC-klagomål.docx
@@ -1047,7 +1047,7 @@
     <w:r>
       <w:tab/>
       <w:tab/>
-      <w:t>2025-10-16</w:t>
+      <w:t>2025-10-17</w:t>
       <w:br/>
       <w:br/>
     </w:r>

--- a/klagomål/A 34821-2025 FSC-klagomål.docx
+++ b/klagomål/A 34821-2025 FSC-klagomål.docx
@@ -1047,7 +1047,7 @@
     <w:r>
       <w:tab/>
       <w:tab/>
-      <w:t>2025-10-17</w:t>
+      <w:t>2025-10-18</w:t>
       <w:br/>
       <w:br/>
     </w:r>

--- a/klagomål/A 34821-2025 FSC-klagomål.docx
+++ b/klagomål/A 34821-2025 FSC-klagomål.docx
@@ -1047,7 +1047,7 @@
     <w:r>
       <w:tab/>
       <w:tab/>
-      <w:t>2025-10-18</w:t>
+      <w:t>2025-10-19</w:t>
       <w:br/>
       <w:br/>
     </w:r>

--- a/klagomål/A 34821-2025 FSC-klagomål.docx
+++ b/klagomål/A 34821-2025 FSC-klagomål.docx
@@ -1047,7 +1047,7 @@
     <w:r>
       <w:tab/>
       <w:tab/>
-      <w:t>2025-10-19</w:t>
+      <w:t>2025-10-20</w:t>
       <w:br/>
       <w:br/>
     </w:r>

--- a/klagomål/A 34821-2025 FSC-klagomål.docx
+++ b/klagomål/A 34821-2025 FSC-klagomål.docx
@@ -1047,7 +1047,7 @@
     <w:r>
       <w:tab/>
       <w:tab/>
-      <w:t>2025-10-20</w:t>
+      <w:t>2025-10-21</w:t>
       <w:br/>
       <w:br/>
     </w:r>

--- a/klagomål/A 34821-2025 FSC-klagomål.docx
+++ b/klagomål/A 34821-2025 FSC-klagomål.docx
@@ -360,7 +360,7 @@
         <w:t>Pucciniastrum goodyerae</w:t>
       </w:r>
       <w:r>
-        <w:t xml:space="preserve"> är klassad som NE (ej bedömd) i rödlistan(SLU Artdatabanken, 2024).</w:t>
+        <w:t xml:space="preserve"> är klassad som NE (ej bedömd) i rödlistan (SLU Artdatabanken, 2024).</w:t>
       </w:r>
     </w:p>
     <w:p>
@@ -1047,7 +1047,7 @@
     <w:r>
       <w:tab/>
       <w:tab/>
-      <w:t>2025-10-21</w:t>
+      <w:t>2025-10-22</w:t>
       <w:br/>
       <w:br/>
     </w:r>

--- a/klagomål/A 34821-2025 FSC-klagomål.docx
+++ b/klagomål/A 34821-2025 FSC-klagomål.docx
@@ -1047,7 +1047,7 @@
     <w:r>
       <w:tab/>
       <w:tab/>
-      <w:t>2025-10-22</w:t>
+      <w:t>2025-10-23</w:t>
       <w:br/>
       <w:br/>
     </w:r>

--- a/klagomål/A 34821-2025 FSC-klagomål.docx
+++ b/klagomål/A 34821-2025 FSC-klagomål.docx
@@ -1047,7 +1047,7 @@
     <w:r>
       <w:tab/>
       <w:tab/>
-      <w:t>2025-10-23</w:t>
+      <w:t>2025-10-24</w:t>
       <w:br/>
       <w:br/>
     </w:r>

--- a/klagomål/A 34821-2025 FSC-klagomål.docx
+++ b/klagomål/A 34821-2025 FSC-klagomål.docx
@@ -1047,7 +1047,7 @@
     <w:r>
       <w:tab/>
       <w:tab/>
-      <w:t>2025-10-24</w:t>
+      <w:t>2025-10-25</w:t>
       <w:br/>
       <w:br/>
     </w:r>

--- a/klagomål/A 34821-2025 FSC-klagomål.docx
+++ b/klagomål/A 34821-2025 FSC-klagomål.docx
@@ -1047,7 +1047,7 @@
     <w:r>
       <w:tab/>
       <w:tab/>
-      <w:t>2025-10-25</w:t>
+      <w:t>2025-10-26</w:t>
       <w:br/>
       <w:br/>
     </w:r>

--- a/klagomål/A 34821-2025 FSC-klagomål.docx
+++ b/klagomål/A 34821-2025 FSC-klagomål.docx
@@ -1047,7 +1047,7 @@
     <w:r>
       <w:tab/>
       <w:tab/>
-      <w:t>2025-10-26</w:t>
+      <w:t>2025-10-27</w:t>
       <w:br/>
       <w:br/>
     </w:r>

--- a/klagomål/A 34821-2025 FSC-klagomål.docx
+++ b/klagomål/A 34821-2025 FSC-klagomål.docx
@@ -1047,7 +1047,7 @@
     <w:r>
       <w:tab/>
       <w:tab/>
-      <w:t>2025-10-27</w:t>
+      <w:t>2025-10-28</w:t>
       <w:br/>
       <w:br/>
     </w:r>

--- a/klagomål/A 34821-2025 FSC-klagomål.docx
+++ b/klagomål/A 34821-2025 FSC-klagomål.docx
@@ -1047,7 +1047,7 @@
     <w:r>
       <w:tab/>
       <w:tab/>
-      <w:t>2025-10-28</w:t>
+      <w:t>2025-10-29</w:t>
       <w:br/>
       <w:br/>
     </w:r>

--- a/klagomål/A 34821-2025 FSC-klagomål.docx
+++ b/klagomål/A 34821-2025 FSC-klagomål.docx
@@ -1047,7 +1047,7 @@
     <w:r>
       <w:tab/>
       <w:tab/>
-      <w:t>2025-10-29</w:t>
+      <w:t>2025-10-30</w:t>
       <w:br/>
       <w:br/>
     </w:r>

--- a/klagomål/A 34821-2025 FSC-klagomål.docx
+++ b/klagomål/A 34821-2025 FSC-klagomål.docx
@@ -1047,7 +1047,7 @@
     <w:r>
       <w:tab/>
       <w:tab/>
-      <w:t>2025-10-30</w:t>
+      <w:t>2025-10-31</w:t>
       <w:br/>
       <w:br/>
     </w:r>

--- a/klagomål/A 34821-2025 FSC-klagomål.docx
+++ b/klagomål/A 34821-2025 FSC-klagomål.docx
@@ -1047,7 +1047,7 @@
     <w:r>
       <w:tab/>
       <w:tab/>
-      <w:t>2025-10-31</w:t>
+      <w:t>2025-11-01</w:t>
       <w:br/>
       <w:br/>
     </w:r>

--- a/klagomål/A 34821-2025 FSC-klagomål.docx
+++ b/klagomål/A 34821-2025 FSC-klagomål.docx
@@ -1047,7 +1047,7 @@
     <w:r>
       <w:tab/>
       <w:tab/>
-      <w:t>2025-11-01</w:t>
+      <w:t>2025-11-02</w:t>
       <w:br/>
       <w:br/>
     </w:r>

--- a/klagomål/A 34821-2025 FSC-klagomål.docx
+++ b/klagomål/A 34821-2025 FSC-klagomål.docx
@@ -1047,7 +1047,7 @@
     <w:r>
       <w:tab/>
       <w:tab/>
-      <w:t>2025-11-02</w:t>
+      <w:t>2025-11-03</w:t>
       <w:br/>
       <w:br/>
     </w:r>

--- a/klagomål/A 34821-2025 FSC-klagomål.docx
+++ b/klagomål/A 34821-2025 FSC-klagomål.docx
@@ -1047,7 +1047,7 @@
     <w:r>
       <w:tab/>
       <w:tab/>
-      <w:t>2025-11-03</w:t>
+      <w:t>2025-11-04</w:t>
       <w:br/>
       <w:br/>
     </w:r>

--- a/klagomål/A 34821-2025 FSC-klagomål.docx
+++ b/klagomål/A 34821-2025 FSC-klagomål.docx
@@ -1047,7 +1047,7 @@
     <w:r>
       <w:tab/>
       <w:tab/>
-      <w:t>2025-11-04</w:t>
+      <w:t>2025-11-05</w:t>
       <w:br/>
       <w:br/>
     </w:r>

--- a/klagomål/A 34821-2025 FSC-klagomål.docx
+++ b/klagomål/A 34821-2025 FSC-klagomål.docx
@@ -1047,7 +1047,7 @@
     <w:r>
       <w:tab/>
       <w:tab/>
-      <w:t>2025-11-05</w:t>
+      <w:t>2025-11-06</w:t>
       <w:br/>
       <w:br/>
     </w:r>

--- a/klagomål/A 34821-2025 FSC-klagomål.docx
+++ b/klagomål/A 34821-2025 FSC-klagomål.docx
@@ -1047,7 +1047,7 @@
     <w:r>
       <w:tab/>
       <w:tab/>
-      <w:t>2025-11-06</w:t>
+      <w:t>2025-11-07</w:t>
       <w:br/>
       <w:br/>
     </w:r>

--- a/klagomål/A 34821-2025 FSC-klagomål.docx
+++ b/klagomål/A 34821-2025 FSC-klagomål.docx
@@ -1047,7 +1047,7 @@
     <w:r>
       <w:tab/>
       <w:tab/>
-      <w:t>2025-11-07</w:t>
+      <w:t>2025-11-08</w:t>
       <w:br/>
       <w:br/>
     </w:r>

--- a/klagomål/A 34821-2025 FSC-klagomål.docx
+++ b/klagomål/A 34821-2025 FSC-klagomål.docx
@@ -1047,7 +1047,7 @@
     <w:r>
       <w:tab/>
       <w:tab/>
-      <w:t>2025-11-08</w:t>
+      <w:t>2025-11-09</w:t>
       <w:br/>
       <w:br/>
     </w:r>

--- a/klagomål/A 34821-2025 FSC-klagomål.docx
+++ b/klagomål/A 34821-2025 FSC-klagomål.docx
@@ -1047,7 +1047,7 @@
     <w:r>
       <w:tab/>
       <w:tab/>
-      <w:t>2025-11-09</w:t>
+      <w:t>2025-11-10</w:t>
       <w:br/>
       <w:br/>
     </w:r>

--- a/klagomål/A 34821-2025 FSC-klagomål.docx
+++ b/klagomål/A 34821-2025 FSC-klagomål.docx
@@ -1047,7 +1047,7 @@
     <w:r>
       <w:tab/>
       <w:tab/>
-      <w:t>2025-11-10</w:t>
+      <w:t>2025-11-11</w:t>
       <w:br/>
       <w:br/>
     </w:r>

--- a/klagomål/A 34821-2025 FSC-klagomål.docx
+++ b/klagomål/A 34821-2025 FSC-klagomål.docx
@@ -1047,7 +1047,7 @@
     <w:r>
       <w:tab/>
       <w:tab/>
-      <w:t>2025-11-11</w:t>
+      <w:t>2025-11-12</w:t>
       <w:br/>
       <w:br/>
     </w:r>

--- a/klagomål/A 34821-2025 FSC-klagomål.docx
+++ b/klagomål/A 34821-2025 FSC-klagomål.docx
@@ -1047,7 +1047,7 @@
     <w:r>
       <w:tab/>
       <w:tab/>
-      <w:t>2025-11-12</w:t>
+      <w:t>2025-11-13</w:t>
       <w:br/>
       <w:br/>
     </w:r>

--- a/klagomål/A 34821-2025 FSC-klagomål.docx
+++ b/klagomål/A 34821-2025 FSC-klagomål.docx
@@ -1047,7 +1047,7 @@
     <w:r>
       <w:tab/>
       <w:tab/>
-      <w:t>2025-11-13</w:t>
+      <w:t>2025-11-14</w:t>
       <w:br/>
       <w:br/>
     </w:r>

--- a/klagomål/A 34821-2025 FSC-klagomål.docx
+++ b/klagomål/A 34821-2025 FSC-klagomål.docx
@@ -1047,7 +1047,7 @@
     <w:r>
       <w:tab/>
       <w:tab/>
-      <w:t>2025-11-14</w:t>
+      <w:t>2025-11-15</w:t>
       <w:br/>
       <w:br/>
     </w:r>

--- a/klagomål/A 34821-2025 FSC-klagomål.docx
+++ b/klagomål/A 34821-2025 FSC-klagomål.docx
@@ -1047,7 +1047,7 @@
     <w:r>
       <w:tab/>
       <w:tab/>
-      <w:t>2025-11-15</w:t>
+      <w:t>2025-11-20</w:t>
       <w:br/>
       <w:br/>
     </w:r>

--- a/klagomål/A 34821-2025 FSC-klagomål.docx
+++ b/klagomål/A 34821-2025 FSC-klagomål.docx
@@ -1047,7 +1047,7 @@
     <w:r>
       <w:tab/>
       <w:tab/>
-      <w:t>2025-11-20</w:t>
+      <w:t>2025-11-21</w:t>
       <w:br/>
       <w:br/>
     </w:r>

--- a/klagomål/A 34821-2025 FSC-klagomål.docx
+++ b/klagomål/A 34821-2025 FSC-klagomål.docx
@@ -1047,7 +1047,7 @@
     <w:r>
       <w:tab/>
       <w:tab/>
-      <w:t>2025-11-21</w:t>
+      <w:t>2025-11-22</w:t>
       <w:br/>
       <w:br/>
     </w:r>

--- a/klagomål/A 34821-2025 FSC-klagomål.docx
+++ b/klagomål/A 34821-2025 FSC-klagomål.docx
@@ -1047,7 +1047,7 @@
     <w:r>
       <w:tab/>
       <w:tab/>
-      <w:t>2025-11-22</w:t>
+      <w:t>2025-11-23</w:t>
       <w:br/>
       <w:br/>
     </w:r>

--- a/klagomål/A 34821-2025 FSC-klagomål.docx
+++ b/klagomål/A 34821-2025 FSC-klagomål.docx
@@ -1047,7 +1047,7 @@
     <w:r>
       <w:tab/>
       <w:tab/>
-      <w:t>2025-11-23</w:t>
+      <w:t>2025-11-24</w:t>
       <w:br/>
       <w:br/>
     </w:r>

--- a/klagomål/A 34821-2025 FSC-klagomål.docx
+++ b/klagomål/A 34821-2025 FSC-klagomål.docx
@@ -1047,7 +1047,7 @@
     <w:r>
       <w:tab/>
       <w:tab/>
-      <w:t>2025-11-24</w:t>
+      <w:t>2025-11-25</w:t>
       <w:br/>
       <w:br/>
     </w:r>

--- a/klagomål/A 34821-2025 FSC-klagomål.docx
+++ b/klagomål/A 34821-2025 FSC-klagomål.docx
@@ -1047,7 +1047,7 @@
     <w:r>
       <w:tab/>
       <w:tab/>
-      <w:t>2025-11-25</w:t>
+      <w:t>2025-11-26</w:t>
       <w:br/>
       <w:br/>
     </w:r>

--- a/klagomål/A 34821-2025 FSC-klagomål.docx
+++ b/klagomål/A 34821-2025 FSC-klagomål.docx
@@ -1047,7 +1047,7 @@
     <w:r>
       <w:tab/>
       <w:tab/>
-      <w:t>2025-11-26</w:t>
+      <w:t>2025-11-27</w:t>
       <w:br/>
       <w:br/>
     </w:r>

--- a/klagomål/A 34821-2025 FSC-klagomål.docx
+++ b/klagomål/A 34821-2025 FSC-klagomål.docx
@@ -1047,7 +1047,7 @@
     <w:r>
       <w:tab/>
       <w:tab/>
-      <w:t>2025-11-27</w:t>
+      <w:t>2025-11-28</w:t>
       <w:br/>
       <w:br/>
     </w:r>

--- a/klagomål/A 34821-2025 FSC-klagomål.docx
+++ b/klagomål/A 34821-2025 FSC-klagomål.docx
@@ -1047,7 +1047,7 @@
     <w:r>
       <w:tab/>
       <w:tab/>
-      <w:t>2025-11-28</w:t>
+      <w:t>2025-11-29</w:t>
       <w:br/>
       <w:br/>
     </w:r>

--- a/klagomål/A 34821-2025 FSC-klagomål.docx
+++ b/klagomål/A 34821-2025 FSC-klagomål.docx
@@ -1047,7 +1047,7 @@
     <w:r>
       <w:tab/>
       <w:tab/>
-      <w:t>2025-11-29</w:t>
+      <w:t>2025-11-30</w:t>
       <w:br/>
       <w:br/>
     </w:r>

--- a/klagomål/A 34821-2025 FSC-klagomål.docx
+++ b/klagomål/A 34821-2025 FSC-klagomål.docx
@@ -1047,7 +1047,7 @@
     <w:r>
       <w:tab/>
       <w:tab/>
-      <w:t>2025-11-30</w:t>
+      <w:t>2025-12-01</w:t>
       <w:br/>
       <w:br/>
     </w:r>

--- a/klagomål/A 34821-2025 FSC-klagomål.docx
+++ b/klagomål/A 34821-2025 FSC-klagomål.docx
@@ -1047,7 +1047,7 @@
     <w:r>
       <w:tab/>
       <w:tab/>
-      <w:t>2025-12-01</w:t>
+      <w:t>2025-12-02</w:t>
       <w:br/>
       <w:br/>
     </w:r>

--- a/klagomål/A 34821-2025 FSC-klagomål.docx
+++ b/klagomål/A 34821-2025 FSC-klagomål.docx
@@ -1047,7 +1047,7 @@
     <w:r>
       <w:tab/>
       <w:tab/>
-      <w:t>2025-12-02</w:t>
+      <w:t>2025-12-03</w:t>
       <w:br/>
       <w:br/>
     </w:r>

--- a/klagomål/A 34821-2025 FSC-klagomål.docx
+++ b/klagomål/A 34821-2025 FSC-klagomål.docx
@@ -1047,7 +1047,7 @@
     <w:r>
       <w:tab/>
       <w:tab/>
-      <w:t>2025-12-03</w:t>
+      <w:t>2025-12-04</w:t>
       <w:br/>
       <w:br/>
     </w:r>

--- a/klagomål/A 34821-2025 FSC-klagomål.docx
+++ b/klagomål/A 34821-2025 FSC-klagomål.docx
@@ -1047,7 +1047,7 @@
     <w:r>
       <w:tab/>
       <w:tab/>
-      <w:t>2025-12-04</w:t>
+      <w:t>2025-12-05</w:t>
       <w:br/>
       <w:br/>
     </w:r>

--- a/klagomål/A 34821-2025 FSC-klagomål.docx
+++ b/klagomål/A 34821-2025 FSC-klagomål.docx
@@ -1047,7 +1047,7 @@
     <w:r>
       <w:tab/>
       <w:tab/>
-      <w:t>2025-12-05</w:t>
+      <w:t>2025-12-06</w:t>
       <w:br/>
       <w:br/>
     </w:r>

--- a/klagomål/A 34821-2025 FSC-klagomål.docx
+++ b/klagomål/A 34821-2025 FSC-klagomål.docx
@@ -1047,7 +1047,7 @@
     <w:r>
       <w:tab/>
       <w:tab/>
-      <w:t>2025-12-06</w:t>
+      <w:t>2025-12-07</w:t>
       <w:br/>
       <w:br/>
     </w:r>

--- a/klagomål/A 34821-2025 FSC-klagomål.docx
+++ b/klagomål/A 34821-2025 FSC-klagomål.docx
@@ -1047,7 +1047,7 @@
     <w:r>
       <w:tab/>
       <w:tab/>
-      <w:t>2025-12-07</w:t>
+      <w:t>2025-12-08</w:t>
       <w:br/>
       <w:br/>
     </w:r>

--- a/klagomål/A 34821-2025 FSC-klagomål.docx
+++ b/klagomål/A 34821-2025 FSC-klagomål.docx
@@ -1047,7 +1047,7 @@
     <w:r>
       <w:tab/>
       <w:tab/>
-      <w:t>2025-12-08</w:t>
+      <w:t>2025-12-09</w:t>
       <w:br/>
       <w:br/>
     </w:r>

--- a/klagomål/A 34821-2025 FSC-klagomål.docx
+++ b/klagomål/A 34821-2025 FSC-klagomål.docx
@@ -1047,7 +1047,7 @@
     <w:r>
       <w:tab/>
       <w:tab/>
-      <w:t>2025-12-09</w:t>
+      <w:t>2025-12-10</w:t>
       <w:br/>
       <w:br/>
     </w:r>

--- a/klagomål/A 34821-2025 FSC-klagomål.docx
+++ b/klagomål/A 34821-2025 FSC-klagomål.docx
@@ -1047,7 +1047,7 @@
     <w:r>
       <w:tab/>
       <w:tab/>
-      <w:t>2025-12-10</w:t>
+      <w:t>2025-12-11</w:t>
       <w:br/>
       <w:br/>
     </w:r>

--- a/klagomål/A 34821-2025 FSC-klagomål.docx
+++ b/klagomål/A 34821-2025 FSC-klagomål.docx
@@ -1047,7 +1047,7 @@
     <w:r>
       <w:tab/>
       <w:tab/>
-      <w:t>2025-12-11</w:t>
+      <w:t>2025-12-12</w:t>
       <w:br/>
       <w:br/>
     </w:r>

--- a/klagomål/A 34821-2025 FSC-klagomål.docx
+++ b/klagomål/A 34821-2025 FSC-klagomål.docx
@@ -1047,7 +1047,7 @@
     <w:r>
       <w:tab/>
       <w:tab/>
-      <w:t>2025-12-12</w:t>
+      <w:t>2025-12-13</w:t>
       <w:br/>
       <w:br/>
     </w:r>

--- a/klagomål/A 34821-2025 FSC-klagomål.docx
+++ b/klagomål/A 34821-2025 FSC-klagomål.docx
@@ -1047,7 +1047,7 @@
     <w:r>
       <w:tab/>
       <w:tab/>
-      <w:t>2025-12-19</w:t>
+      <w:t>2025-12-20</w:t>
       <w:br/>
       <w:br/>
     </w:r>

--- a/klagomål/A 34821-2025 FSC-klagomål.docx
+++ b/klagomål/A 34821-2025 FSC-klagomål.docx
@@ -1047,7 +1047,7 @@
     <w:r>
       <w:tab/>
       <w:tab/>
-      <w:t>2025-12-20</w:t>
+      <w:t>2025-12-21</w:t>
       <w:br/>
       <w:br/>
     </w:r>

--- a/klagomål/A 34821-2025 FSC-klagomål.docx
+++ b/klagomål/A 34821-2025 FSC-klagomål.docx
@@ -1047,7 +1047,7 @@
     <w:r>
       <w:tab/>
       <w:tab/>
-      <w:t>2025-12-21</w:t>
+      <w:t>2025-12-22</w:t>
       <w:br/>
       <w:br/>
     </w:r>

--- a/klagomål/A 34821-2025 FSC-klagomål.docx
+++ b/klagomål/A 34821-2025 FSC-klagomål.docx
@@ -1047,7 +1047,7 @@
     <w:r>
       <w:tab/>
       <w:tab/>
-      <w:t>2025-12-22</w:t>
+      <w:t>2025-12-26</w:t>
       <w:br/>
       <w:br/>
     </w:r>

--- a/klagomål/A 34821-2025 FSC-klagomål.docx
+++ b/klagomål/A 34821-2025 FSC-klagomål.docx
@@ -1047,7 +1047,7 @@
     <w:r>
       <w:tab/>
       <w:tab/>
-      <w:t>2026-01-03</w:t>
+      <w:t>2026-01-04</w:t>
       <w:br/>
       <w:br/>
     </w:r>

--- a/klagomål/A 34821-2025 FSC-klagomål.docx
+++ b/klagomål/A 34821-2025 FSC-klagomål.docx
@@ -1047,7 +1047,7 @@
     <w:r>
       <w:tab/>
       <w:tab/>
-      <w:t>2026-01-07</w:t>
+      <w:t>2026-01-08</w:t>
       <w:br/>
       <w:br/>
     </w:r>

--- a/klagomål/A 34821-2025 FSC-klagomål.docx
+++ b/klagomål/A 34821-2025 FSC-klagomål.docx
@@ -1047,7 +1047,7 @@
     <w:r>
       <w:tab/>
       <w:tab/>
-      <w:t>2026-01-08</w:t>
+      <w:t>2026-01-09</w:t>
       <w:br/>
       <w:br/>
     </w:r>

--- a/klagomål/A 34821-2025 FSC-klagomål.docx
+++ b/klagomål/A 34821-2025 FSC-klagomål.docx
@@ -1047,7 +1047,7 @@
     <w:r>
       <w:tab/>
       <w:tab/>
-      <w:t>2026-01-09</w:t>
+      <w:t>2026-01-10</w:t>
       <w:br/>
       <w:br/>
     </w:r>

--- a/klagomål/A 34821-2025 FSC-klagomål.docx
+++ b/klagomål/A 34821-2025 FSC-klagomål.docx
@@ -1047,7 +1047,7 @@
     <w:r>
       <w:tab/>
       <w:tab/>
-      <w:t>2026-01-10</w:t>
+      <w:t>2026-01-11</w:t>
       <w:br/>
       <w:br/>
     </w:r>

--- a/klagomål/A 34821-2025 FSC-klagomål.docx
+++ b/klagomål/A 34821-2025 FSC-klagomål.docx
@@ -1047,7 +1047,7 @@
     <w:r>
       <w:tab/>
       <w:tab/>
-      <w:t>2026-01-11</w:t>
+      <w:t>2026-01-12</w:t>
       <w:br/>
       <w:br/>
     </w:r>

--- a/klagomål/A 34821-2025 FSC-klagomål.docx
+++ b/klagomål/A 34821-2025 FSC-klagomål.docx
@@ -1047,7 +1047,7 @@
     <w:r>
       <w:tab/>
       <w:tab/>
-      <w:t>2026-01-12</w:t>
+      <w:t>2026-01-13</w:t>
       <w:br/>
       <w:br/>
     </w:r>

--- a/klagomål/A 34821-2025 FSC-klagomål.docx
+++ b/klagomål/A 34821-2025 FSC-klagomål.docx
@@ -1047,7 +1047,7 @@
     <w:r>
       <w:tab/>
       <w:tab/>
-      <w:t>2026-01-13</w:t>
+      <w:t>2026-01-14</w:t>
       <w:br/>
       <w:br/>
     </w:r>

--- a/klagomål/A 34821-2025 FSC-klagomål.docx
+++ b/klagomål/A 34821-2025 FSC-klagomål.docx
@@ -1047,7 +1047,7 @@
     <w:r>
       <w:tab/>
       <w:tab/>
-      <w:t>2026-01-14</w:t>
+      <w:t>2026-01-15</w:t>
       <w:br/>
       <w:br/>
     </w:r>

--- a/klagomål/A 34821-2025 FSC-klagomål.docx
+++ b/klagomål/A 34821-2025 FSC-klagomål.docx
@@ -1047,7 +1047,7 @@
     <w:r>
       <w:tab/>
       <w:tab/>
-      <w:t>2026-01-15</w:t>
+      <w:t>2026-01-16</w:t>
       <w:br/>
       <w:br/>
     </w:r>

--- a/klagomål/A 34821-2025 FSC-klagomål.docx
+++ b/klagomål/A 34821-2025 FSC-klagomål.docx
@@ -1047,7 +1047,7 @@
     <w:r>
       <w:tab/>
       <w:tab/>
-      <w:t>2026-01-16</w:t>
+      <w:t>2026-01-17</w:t>
       <w:br/>
       <w:br/>
     </w:r>

--- a/klagomål/A 34821-2025 FSC-klagomål.docx
+++ b/klagomål/A 34821-2025 FSC-klagomål.docx
@@ -1047,7 +1047,7 @@
     <w:r>
       <w:tab/>
       <w:tab/>
-      <w:t>2026-01-17</w:t>
+      <w:t>2026-01-18</w:t>
       <w:br/>
       <w:br/>
     </w:r>

--- a/klagomål/A 34821-2025 FSC-klagomål.docx
+++ b/klagomål/A 34821-2025 FSC-klagomål.docx
@@ -1047,7 +1047,7 @@
     <w:r>
       <w:tab/>
       <w:tab/>
-      <w:t>2026-01-18</w:t>
+      <w:t>2026-01-19</w:t>
       <w:br/>
       <w:br/>
     </w:r>

--- a/klagomål/A 34821-2025 FSC-klagomål.docx
+++ b/klagomål/A 34821-2025 FSC-klagomål.docx
@@ -1047,7 +1047,7 @@
     <w:r>
       <w:tab/>
       <w:tab/>
-      <w:t>2026-01-19</w:t>
+      <w:t>2026-01-20</w:t>
       <w:br/>
       <w:br/>
     </w:r>

--- a/klagomål/A 34821-2025 FSC-klagomål.docx
+++ b/klagomål/A 34821-2025 FSC-klagomål.docx
@@ -1047,7 +1047,7 @@
     <w:r>
       <w:tab/>
       <w:tab/>
-      <w:t>2026-01-20</w:t>
+      <w:t>2026-01-21</w:t>
       <w:br/>
       <w:br/>
     </w:r>

--- a/klagomål/A 34821-2025 FSC-klagomål.docx
+++ b/klagomål/A 34821-2025 FSC-klagomål.docx
@@ -1047,7 +1047,7 @@
     <w:r>
       <w:tab/>
       <w:tab/>
-      <w:t>2026-01-21</w:t>
+      <w:t>2026-01-23</w:t>
       <w:br/>
       <w:br/>
     </w:r>

--- a/klagomål/A 34821-2025 FSC-klagomål.docx
+++ b/klagomål/A 34821-2025 FSC-klagomål.docx
@@ -1047,7 +1047,7 @@
     <w:r>
       <w:tab/>
       <w:tab/>
-      <w:t>2026-01-23</w:t>
+      <w:t>2026-01-24</w:t>
       <w:br/>
       <w:br/>
     </w:r>

--- a/klagomål/A 34821-2025 FSC-klagomål.docx
+++ b/klagomål/A 34821-2025 FSC-klagomål.docx
@@ -1047,7 +1047,7 @@
     <w:r>
       <w:tab/>
       <w:tab/>
-      <w:t>2026-01-24</w:t>
+      <w:t>2026-01-25</w:t>
       <w:br/>
       <w:br/>
     </w:r>

--- a/klagomål/A 34821-2025 FSC-klagomål.docx
+++ b/klagomål/A 34821-2025 FSC-klagomål.docx
@@ -1047,7 +1047,7 @@
     <w:r>
       <w:tab/>
       <w:tab/>
-      <w:t>2026-01-25</w:t>
+      <w:t>2026-01-26</w:t>
       <w:br/>
       <w:br/>
     </w:r>

--- a/klagomål/A 34821-2025 FSC-klagomål.docx
+++ b/klagomål/A 34821-2025 FSC-klagomål.docx
@@ -1047,7 +1047,7 @@
     <w:r>
       <w:tab/>
       <w:tab/>
-      <w:t>2026-01-26</w:t>
+      <w:t>2026-01-27</w:t>
       <w:br/>
       <w:br/>
     </w:r>

--- a/klagomål/A 34821-2025 FSC-klagomål.docx
+++ b/klagomål/A 34821-2025 FSC-klagomål.docx
@@ -1047,7 +1047,7 @@
     <w:r>
       <w:tab/>
       <w:tab/>
-      <w:t>2026-01-27</w:t>
+      <w:t>2026-01-28</w:t>
       <w:br/>
       <w:br/>
     </w:r>

--- a/klagomål/A 34821-2025 FSC-klagomål.docx
+++ b/klagomål/A 34821-2025 FSC-klagomål.docx
@@ -1146,7 +1146,7 @@
     <w:r>
       <w:tab/>
       <w:tab/>
-      <w:t>2026-02-22</w:t>
+      <w:t>2026-02-23</w:t>
       <w:br/>
       <w:br/>
     </w:r>

--- a/klagomål/A 34821-2025 FSC-klagomål.docx
+++ b/klagomål/A 34821-2025 FSC-klagomål.docx
@@ -1146,7 +1146,7 @@
     <w:r>
       <w:tab/>
       <w:tab/>
-      <w:t>2026-02-23</w:t>
+      <w:t>2026-02-24</w:t>
       <w:br/>
       <w:br/>
     </w:r>

--- a/klagomål/A 34821-2025 FSC-klagomål.docx
+++ b/klagomål/A 34821-2025 FSC-klagomål.docx
@@ -1146,7 +1146,7 @@
     <w:r>
       <w:tab/>
       <w:tab/>
-      <w:t>2026-02-24</w:t>
+      <w:t>2026-02-25</w:t>
       <w:br/>
       <w:br/>
     </w:r>

--- a/klagomål/A 34821-2025 FSC-klagomål.docx
+++ b/klagomål/A 34821-2025 FSC-klagomål.docx
@@ -1146,7 +1146,7 @@
     <w:r>
       <w:tab/>
       <w:tab/>
-      <w:t>2026-02-25</w:t>
+      <w:t>2026-02-26</w:t>
       <w:br/>
       <w:br/>
     </w:r>

--- a/klagomål/A 34821-2025 FSC-klagomål.docx
+++ b/klagomål/A 34821-2025 FSC-klagomål.docx
@@ -1146,7 +1146,7 @@
     <w:r>
       <w:tab/>
       <w:tab/>
-      <w:t>2026-02-26</w:t>
+      <w:t>2026-02-28</w:t>
       <w:br/>
       <w:br/>
     </w:r>

--- a/klagomål/A 34821-2025 FSC-klagomål.docx
+++ b/klagomål/A 34821-2025 FSC-klagomål.docx
@@ -1146,7 +1146,7 @@
     <w:r>
       <w:tab/>
       <w:tab/>
-      <w:t>2026-02-28</w:t>
+      <w:t>2026-03-01</w:t>
       <w:br/>
       <w:br/>
     </w:r>

--- a/klagomål/A 34821-2025 FSC-klagomål.docx
+++ b/klagomål/A 34821-2025 FSC-klagomål.docx
@@ -1146,7 +1146,7 @@
     <w:r>
       <w:tab/>
       <w:tab/>
-      <w:t>2026-03-01</w:t>
+      <w:t>2026-03-02</w:t>
       <w:br/>
       <w:br/>
     </w:r>

--- a/klagomål/A 34821-2025 FSC-klagomål.docx
+++ b/klagomål/A 34821-2025 FSC-klagomål.docx
@@ -289,7 +289,7 @@
         <w:rPr>
           <w:i/>
         </w:rPr>
-        <w:t xml:space="preserve"> 9070 Trädklädd betesmark </w:t>
+        <w:t xml:space="preserve"> 9070 Trädklädd betesmark</w:t>
       </w:r>
       <w:r>
         <w:t xml:space="preserve"> (SLU Artdatabanken, 2024).</w:t>
@@ -509,7 +509,7 @@
         <w:t>Varglav (NT, §8)</w:t>
       </w:r>
       <w:r>
-        <w:t xml:space="preserve"> växer på gammal, torr, hård ved, främst på torrakor och högstubbar av tall i öppna lägen, främst på myrar och i myrkanter. Lämpliga torrakor nyskapas praktiskt taget inte alls. Arten är placerad högst upp i Skogsstyrelsens värdepyramid för bedömning av skog med höga naturvärden och är fridlyst enligt 8 § artskyddsförordningen. Tidigare fanns varglav även på ved i kulturlandskapet men den har nästan helt försvunnit från denna miljö (SLU Artdatabanken, 2024; Nitare &amp; Skogsstyrelsen, 2019).</w:t>
+        <w:t xml:space="preserve"> växer på gammal, torr, hård ved, främst på torrakor och högstubbar av tall i öppna lägen, främst på myrar och i myrkanter. Lämpliga torrakor nyskapas praktiskt taget inte alls. Arten är placerad högst upp i Skogsstyrelsens värdepyramid för bedömning av skog med höga naturvärden och är fridlyst enligt 8 § artskyddsförordningen. Tidigare fanns varglav även på ved i kulturlandskapet men den har nästan helt försvunnit från denna miljö. På lokaler med riklig förekomst av varglav kan man hitta den sällsynta lavparasiten varglavsknöl (VU), som är knuten till varglav (SLU Artdatabanken, 2024; Nitare &amp; Skogsstyrelsen, 2019).</w:t>
       </w:r>
     </w:p>
     <w:p>
@@ -1146,7 +1146,7 @@
     <w:r>
       <w:tab/>
       <w:tab/>
-      <w:t>2026-03-02</w:t>
+      <w:t>2026-03-03</w:t>
       <w:br/>
       <w:br/>
     </w:r>

--- a/klagomål/A 34821-2025 FSC-klagomål.docx
+++ b/klagomål/A 34821-2025 FSC-klagomål.docx
@@ -1146,7 +1146,7 @@
     <w:r>
       <w:tab/>
       <w:tab/>
-      <w:t>2026-03-03</w:t>
+      <w:t>2026-03-04</w:t>
       <w:br/>
       <w:br/>
     </w:r>

--- a/klagomål/A 34821-2025 FSC-klagomål.docx
+++ b/klagomål/A 34821-2025 FSC-klagomål.docx
@@ -1146,7 +1146,7 @@
     <w:r>
       <w:tab/>
       <w:tab/>
-      <w:t>2026-03-04</w:t>
+      <w:t>2026-03-05</w:t>
       <w:br/>
       <w:br/>
     </w:r>

--- a/klagomål/A 34821-2025 FSC-klagomål.docx
+++ b/klagomål/A 34821-2025 FSC-klagomål.docx
@@ -1146,7 +1146,7 @@
     <w:r>
       <w:tab/>
       <w:tab/>
-      <w:t>2026-03-05</w:t>
+      <w:t>2026-03-06</w:t>
       <w:br/>
       <w:br/>
     </w:r>

--- a/klagomål/A 34821-2025 FSC-klagomål.docx
+++ b/klagomål/A 34821-2025 FSC-klagomål.docx
@@ -1146,7 +1146,7 @@
     <w:r>
       <w:tab/>
       <w:tab/>
-      <w:t>2026-03-06</w:t>
+      <w:t>2026-03-07</w:t>
       <w:br/>
       <w:br/>
     </w:r>
